--- a/flow/20230914_vu_template/drafts/2024-11-u/22-ПТ-Филимона.docx
+++ b/flow/20230914_vu_template/drafts/2024-11-u/22-ПТ-Филимона.docx
@@ -10117,12 +10117,8 @@
     </w:p>
     <w:p>
       <w:pPr>
-        <w:spacing w:after="120"/>
-        <w:rPr>
-          <w:rFonts w:ascii="Times New Roman" w:hAnsi="Times New Roman"/>
-          <w:sz w:val="24"/>
-          <w:szCs w:val="24"/>
-        </w:rPr>
+        <w:pStyle w:val="Normal"/>
+        <w:spacing w:after="120"/>
       </w:pPr>
       <w:r>
         <w:rPr>
@@ -10130,15 +10126,24 @@
           <w:b/>
           <w:color w:val="000000"/>
           <w:sz w:val="24"/>
-          <w:szCs w:val="24"/>
-        </w:rPr>
-        <w:t>Го</w:t>
-      </w:r>
-      <w:r>
-        <w:rPr>
-          <w:rFonts w:ascii="Times New Roman" w:hAnsi="Times New Roman"/>
-          <w:sz w:val="24"/>
-          <w:szCs w:val="24"/>
+        </w:rPr>
+        <w:t xml:space="preserve">Го́споди, взива́ю я до Те́бе, ви́слухай мене́.* </w:t>
+      </w:r>
+      <w:r>
+        <w:rPr>
+          <w:rFonts w:ascii="Times New Roman" w:hAnsi="Times New Roman"/>
+          <w:b/>
+          <w:color w:val="000000"/>
+          <w:sz w:val="24"/>
+        </w:rPr>
+        <w:t>Ви</w:t>
+      </w:r>
+      <w:r>
+        <w:rPr>
+          <w:rFonts w:ascii="Times New Roman" w:hAnsi="Times New Roman"/>
+          <w:b/>
+          <w:color w:val="000000"/>
+          <w:sz w:val="24"/>
         </w:rPr>
         <w:t>́</w:t>
       </w:r>
@@ -10148,15 +10153,69 @@
           <w:b/>
           <w:color w:val="000000"/>
           <w:sz w:val="24"/>
-          <w:szCs w:val="24"/>
+        </w:rPr>
+        <w:t>слухай мене</w:t>
+      </w:r>
+      <w:r>
+        <w:rPr>
+          <w:rFonts w:ascii="Times New Roman" w:hAnsi="Times New Roman"/>
+          <w:b/>
+          <w:color w:val="000000"/>
+          <w:sz w:val="24"/>
+        </w:rPr>
+        <w:t>́</w:t>
+      </w:r>
+      <w:r>
+        <w:rPr>
+          <w:rFonts w:ascii="Times New Roman" w:hAnsi="Times New Roman"/>
+          <w:b/>
+          <w:color w:val="000000"/>
+          <w:sz w:val="24"/>
+        </w:rPr>
+        <w:t>, Го</w:t>
+      </w:r>
+      <w:r>
+        <w:rPr>
+          <w:rFonts w:ascii="Times New Roman" w:hAnsi="Times New Roman"/>
+          <w:b/>
+          <w:color w:val="000000"/>
+          <w:sz w:val="24"/>
+        </w:rPr>
+        <w:t>́</w:t>
+      </w:r>
+      <w:r>
+        <w:rPr>
+          <w:rFonts w:ascii="Times New Roman" w:hAnsi="Times New Roman"/>
+          <w:b/>
+          <w:color w:val="000000"/>
+          <w:sz w:val="24"/>
+        </w:rPr>
+        <w:t>споди.* Го</w:t>
+      </w:r>
+      <w:r>
+        <w:rPr>
+          <w:rFonts w:ascii="Times New Roman" w:hAnsi="Times New Roman"/>
+          <w:b/>
+          <w:color w:val="000000"/>
+          <w:sz w:val="24"/>
+        </w:rPr>
+        <w:t>́</w:t>
+      </w:r>
+      <w:r>
+        <w:rPr>
+          <w:rFonts w:ascii="Times New Roman" w:hAnsi="Times New Roman"/>
+          <w:b/>
+          <w:color w:val="000000"/>
+          <w:sz w:val="24"/>
         </w:rPr>
         <w:t>споди, взива</w:t>
       </w:r>
       <w:r>
         <w:rPr>
           <w:rFonts w:ascii="Times New Roman" w:hAnsi="Times New Roman"/>
-          <w:sz w:val="24"/>
-          <w:szCs w:val="24"/>
+          <w:b/>
+          <w:color w:val="000000"/>
+          <w:sz w:val="24"/>
         </w:rPr>
         <w:t>́</w:t>
       </w:r>
@@ -10166,15 +10225,15 @@
           <w:b/>
           <w:color w:val="000000"/>
           <w:sz w:val="24"/>
-          <w:szCs w:val="24"/>
         </w:rPr>
         <w:t>ю я до Те</w:t>
       </w:r>
       <w:r>
         <w:rPr>
           <w:rFonts w:ascii="Times New Roman" w:hAnsi="Times New Roman"/>
-          <w:sz w:val="24"/>
-          <w:szCs w:val="24"/>
+          <w:b/>
+          <w:color w:val="000000"/>
+          <w:sz w:val="24"/>
         </w:rPr>
         <w:t>́</w:t>
       </w:r>
@@ -10184,15 +10243,15 @@
           <w:b/>
           <w:color w:val="000000"/>
           <w:sz w:val="24"/>
-          <w:szCs w:val="24"/>
         </w:rPr>
         <w:t>бе, ви</w:t>
       </w:r>
       <w:r>
         <w:rPr>
           <w:rFonts w:ascii="Times New Roman" w:hAnsi="Times New Roman"/>
-          <w:sz w:val="24"/>
-          <w:szCs w:val="24"/>
+          <w:b/>
+          <w:color w:val="000000"/>
+          <w:sz w:val="24"/>
         </w:rPr>
         <w:t>́</w:t>
       </w:r>
@@ -10202,15 +10261,15 @@
           <w:b/>
           <w:color w:val="000000"/>
           <w:sz w:val="24"/>
-          <w:szCs w:val="24"/>
         </w:rPr>
         <w:t>слухай мене</w:t>
       </w:r>
       <w:r>
         <w:rPr>
           <w:rFonts w:ascii="Times New Roman" w:hAnsi="Times New Roman"/>
-          <w:sz w:val="24"/>
-          <w:szCs w:val="24"/>
+          <w:b/>
+          <w:color w:val="000000"/>
+          <w:sz w:val="24"/>
         </w:rPr>
         <w:t>́</w:t>
       </w:r>
@@ -10220,15 +10279,15 @@
           <w:b/>
           <w:color w:val="000000"/>
           <w:sz w:val="24"/>
-          <w:szCs w:val="24"/>
-        </w:rPr>
-        <w:t>.* Ви</w:t>
-      </w:r>
-      <w:r>
-        <w:rPr>
-          <w:rFonts w:ascii="Times New Roman" w:hAnsi="Times New Roman"/>
-          <w:sz w:val="24"/>
-          <w:szCs w:val="24"/>
+        </w:rPr>
+        <w:t>.* Почу</w:t>
+      </w:r>
+      <w:r>
+        <w:rPr>
+          <w:rFonts w:ascii="Times New Roman" w:hAnsi="Times New Roman"/>
+          <w:b/>
+          <w:color w:val="000000"/>
+          <w:sz w:val="24"/>
         </w:rPr>
         <w:t>́</w:t>
       </w:r>
@@ -10238,15 +10297,15 @@
           <w:b/>
           <w:color w:val="000000"/>
           <w:sz w:val="24"/>
-          <w:szCs w:val="24"/>
-        </w:rPr>
-        <w:t>слухай мене, Го</w:t>
-      </w:r>
-      <w:r>
-        <w:rPr>
-          <w:rFonts w:ascii="Times New Roman" w:hAnsi="Times New Roman"/>
-          <w:sz w:val="24"/>
-          <w:szCs w:val="24"/>
+        </w:rPr>
+        <w:t>й го</w:t>
+      </w:r>
+      <w:r>
+        <w:rPr>
+          <w:rFonts w:ascii="Times New Roman" w:hAnsi="Times New Roman"/>
+          <w:b/>
+          <w:color w:val="000000"/>
+          <w:sz w:val="24"/>
         </w:rPr>
         <w:t>́</w:t>
       </w:r>
@@ -10256,15 +10315,15 @@
           <w:b/>
           <w:color w:val="000000"/>
           <w:sz w:val="24"/>
-          <w:szCs w:val="24"/>
-        </w:rPr>
-        <w:t>споди.* Го</w:t>
-      </w:r>
-      <w:r>
-        <w:rPr>
-          <w:rFonts w:ascii="Times New Roman" w:hAnsi="Times New Roman"/>
-          <w:sz w:val="24"/>
-          <w:szCs w:val="24"/>
+        </w:rPr>
+        <w:t>лос молі</w:t>
+      </w:r>
+      <w:r>
+        <w:rPr>
+          <w:rFonts w:ascii="Times New Roman" w:hAnsi="Times New Roman"/>
+          <w:b/>
+          <w:color w:val="000000"/>
+          <w:sz w:val="24"/>
         </w:rPr>
         <w:t>́</w:t>
       </w:r>
@@ -10274,15 +10333,15 @@
           <w:b/>
           <w:color w:val="000000"/>
           <w:sz w:val="24"/>
-          <w:szCs w:val="24"/>
-        </w:rPr>
-        <w:t>споди, взива</w:t>
-      </w:r>
-      <w:r>
-        <w:rPr>
-          <w:rFonts w:ascii="Times New Roman" w:hAnsi="Times New Roman"/>
-          <w:sz w:val="24"/>
-          <w:szCs w:val="24"/>
+        </w:rPr>
+        <w:t>ння мого</w:t>
+      </w:r>
+      <w:r>
+        <w:rPr>
+          <w:rFonts w:ascii="Times New Roman" w:hAnsi="Times New Roman"/>
+          <w:b/>
+          <w:color w:val="000000"/>
+          <w:sz w:val="24"/>
         </w:rPr>
         <w:t>́</w:t>
       </w:r>
@@ -10292,15 +10351,15 @@
           <w:b/>
           <w:color w:val="000000"/>
           <w:sz w:val="24"/>
-          <w:szCs w:val="24"/>
-        </w:rPr>
-        <w:t>ю я до Те</w:t>
-      </w:r>
-      <w:r>
-        <w:rPr>
-          <w:rFonts w:ascii="Times New Roman" w:hAnsi="Times New Roman"/>
-          <w:sz w:val="24"/>
-          <w:szCs w:val="24"/>
+        </w:rPr>
+        <w:t>,* коли</w:t>
+      </w:r>
+      <w:r>
+        <w:rPr>
+          <w:rFonts w:ascii="Times New Roman" w:hAnsi="Times New Roman"/>
+          <w:b/>
+          <w:color w:val="000000"/>
+          <w:sz w:val="24"/>
         </w:rPr>
         <w:t>́</w:t>
       </w:r>
@@ -10310,15 +10369,15 @@
           <w:b/>
           <w:color w:val="000000"/>
           <w:sz w:val="24"/>
-          <w:szCs w:val="24"/>
-        </w:rPr>
-        <w:t>бе, ви</w:t>
-      </w:r>
-      <w:r>
-        <w:rPr>
-          <w:rFonts w:ascii="Times New Roman" w:hAnsi="Times New Roman"/>
-          <w:sz w:val="24"/>
-          <w:szCs w:val="24"/>
+        </w:rPr>
+        <w:t xml:space="preserve"> взива</w:t>
+      </w:r>
+      <w:r>
+        <w:rPr>
+          <w:rFonts w:ascii="Times New Roman" w:hAnsi="Times New Roman"/>
+          <w:b/>
+          <w:color w:val="000000"/>
+          <w:sz w:val="24"/>
         </w:rPr>
         <w:t>́</w:t>
       </w:r>
@@ -10328,15 +10387,51 @@
           <w:b/>
           <w:color w:val="000000"/>
           <w:sz w:val="24"/>
-          <w:szCs w:val="24"/>
+        </w:rPr>
+        <w:t>ю до Те</w:t>
+      </w:r>
+      <w:r>
+        <w:rPr>
+          <w:rFonts w:ascii="Times New Roman" w:hAnsi="Times New Roman"/>
+          <w:b/>
+          <w:color w:val="000000"/>
+          <w:sz w:val="24"/>
+        </w:rPr>
+        <w:t>́</w:t>
+      </w:r>
+      <w:r>
+        <w:rPr>
+          <w:rFonts w:ascii="Times New Roman" w:hAnsi="Times New Roman"/>
+          <w:b/>
+          <w:color w:val="000000"/>
+          <w:sz w:val="24"/>
+        </w:rPr>
+        <w:t>бе.* Ви</w:t>
+      </w:r>
+      <w:r>
+        <w:rPr>
+          <w:rFonts w:ascii="Times New Roman" w:hAnsi="Times New Roman"/>
+          <w:b/>
+          <w:color w:val="000000"/>
+          <w:sz w:val="24"/>
+        </w:rPr>
+        <w:t>́</w:t>
+      </w:r>
+      <w:r>
+        <w:rPr>
+          <w:rFonts w:ascii="Times New Roman" w:hAnsi="Times New Roman"/>
+          <w:b/>
+          <w:color w:val="000000"/>
+          <w:sz w:val="24"/>
         </w:rPr>
         <w:t>слухай мене</w:t>
       </w:r>
       <w:r>
         <w:rPr>
           <w:rFonts w:ascii="Times New Roman" w:hAnsi="Times New Roman"/>
-          <w:sz w:val="24"/>
-          <w:szCs w:val="24"/>
+          <w:b/>
+          <w:color w:val="000000"/>
+          <w:sz w:val="24"/>
         </w:rPr>
         <w:t>́</w:t>
       </w:r>
@@ -10346,15 +10441,15 @@
           <w:b/>
           <w:color w:val="000000"/>
           <w:sz w:val="24"/>
-          <w:szCs w:val="24"/>
-        </w:rPr>
-        <w:t>.* Почу</w:t>
-      </w:r>
-      <w:r>
-        <w:rPr>
-          <w:rFonts w:ascii="Times New Roman" w:hAnsi="Times New Roman"/>
-          <w:sz w:val="24"/>
-          <w:szCs w:val="24"/>
+        </w:rPr>
+        <w:t>, Го</w:t>
+      </w:r>
+      <w:r>
+        <w:rPr>
+          <w:rFonts w:ascii="Times New Roman" w:hAnsi="Times New Roman"/>
+          <w:b/>
+          <w:color w:val="000000"/>
+          <w:sz w:val="24"/>
         </w:rPr>
         <w:t>́</w:t>
       </w:r>
@@ -10364,15 +10459,30 @@
           <w:b/>
           <w:color w:val="000000"/>
           <w:sz w:val="24"/>
-          <w:szCs w:val="24"/>
-        </w:rPr>
-        <w:t>й го</w:t>
-      </w:r>
-      <w:r>
-        <w:rPr>
-          <w:rFonts w:ascii="Times New Roman" w:hAnsi="Times New Roman"/>
-          <w:sz w:val="24"/>
-          <w:szCs w:val="24"/>
+        </w:rPr>
+        <w:t>споди.</w:t>
+      </w:r>
+    </w:p>
+    <w:p>
+      <w:pPr>
+        <w:pStyle w:val="Normal"/>
+        <w:spacing w:after="120"/>
+      </w:pPr>
+      <w:r>
+        <w:rPr>
+          <w:rFonts w:ascii="Times New Roman" w:hAnsi="Times New Roman"/>
+          <w:b/>
+          <w:color w:val="000000"/>
+          <w:sz w:val="24"/>
+        </w:rPr>
+        <w:t>Неха</w:t>
+      </w:r>
+      <w:r>
+        <w:rPr>
+          <w:rFonts w:ascii="Times New Roman" w:hAnsi="Times New Roman"/>
+          <w:b/>
+          <w:color w:val="000000"/>
+          <w:sz w:val="24"/>
         </w:rPr>
         <w:t>́</w:t>
       </w:r>
@@ -10382,15 +10492,15 @@
           <w:b/>
           <w:color w:val="000000"/>
           <w:sz w:val="24"/>
-          <w:szCs w:val="24"/>
-        </w:rPr>
-        <w:t>лос молі</w:t>
-      </w:r>
-      <w:r>
-        <w:rPr>
-          <w:rFonts w:ascii="Times New Roman" w:hAnsi="Times New Roman"/>
-          <w:sz w:val="24"/>
-          <w:szCs w:val="24"/>
+        </w:rPr>
+        <w:t>й піднесе</w:t>
+      </w:r>
+      <w:r>
+        <w:rPr>
+          <w:rFonts w:ascii="Times New Roman" w:hAnsi="Times New Roman"/>
+          <w:b/>
+          <w:color w:val="000000"/>
+          <w:sz w:val="24"/>
         </w:rPr>
         <w:t>́</w:t>
       </w:r>
@@ -10400,15 +10510,15 @@
           <w:b/>
           <w:color w:val="000000"/>
           <w:sz w:val="24"/>
-          <w:szCs w:val="24"/>
-        </w:rPr>
-        <w:t>ння мого</w:t>
-      </w:r>
-      <w:r>
-        <w:rPr>
-          <w:rFonts w:ascii="Times New Roman" w:hAnsi="Times New Roman"/>
-          <w:sz w:val="24"/>
-          <w:szCs w:val="24"/>
+        </w:rPr>
+        <w:t>ться моли</w:t>
+      </w:r>
+      <w:r>
+        <w:rPr>
+          <w:rFonts w:ascii="Times New Roman" w:hAnsi="Times New Roman"/>
+          <w:b/>
+          <w:color w:val="000000"/>
+          <w:sz w:val="24"/>
         </w:rPr>
         <w:t>́</w:t>
       </w:r>
@@ -10418,15 +10528,15 @@
           <w:b/>
           <w:color w:val="000000"/>
           <w:sz w:val="24"/>
-          <w:szCs w:val="24"/>
-        </w:rPr>
-        <w:t>,* коли</w:t>
-      </w:r>
-      <w:r>
-        <w:rPr>
-          <w:rFonts w:ascii="Times New Roman" w:hAnsi="Times New Roman"/>
-          <w:sz w:val="24"/>
-          <w:szCs w:val="24"/>
+        </w:rPr>
+        <w:t>тва моя</w:t>
+      </w:r>
+      <w:r>
+        <w:rPr>
+          <w:rFonts w:ascii="Times New Roman" w:hAnsi="Times New Roman"/>
+          <w:b/>
+          <w:color w:val="000000"/>
+          <w:sz w:val="24"/>
         </w:rPr>
         <w:t>́</w:t>
       </w:r>
@@ -10436,15 +10546,15 @@
           <w:b/>
           <w:color w:val="000000"/>
           <w:sz w:val="24"/>
-          <w:szCs w:val="24"/>
-        </w:rPr>
-        <w:t xml:space="preserve"> взива</w:t>
-      </w:r>
-      <w:r>
-        <w:rPr>
-          <w:rFonts w:ascii="Times New Roman" w:hAnsi="Times New Roman"/>
-          <w:sz w:val="24"/>
-          <w:szCs w:val="24"/>
+        </w:rPr>
+        <w:t>,* мов кади</w:t>
+      </w:r>
+      <w:r>
+        <w:rPr>
+          <w:rFonts w:ascii="Times New Roman" w:hAnsi="Times New Roman"/>
+          <w:b/>
+          <w:color w:val="000000"/>
+          <w:sz w:val="24"/>
         </w:rPr>
         <w:t>́</w:t>
       </w:r>
@@ -10454,15 +10564,15 @@
           <w:b/>
           <w:color w:val="000000"/>
           <w:sz w:val="24"/>
-          <w:szCs w:val="24"/>
-        </w:rPr>
-        <w:t>ю до Те</w:t>
-      </w:r>
-      <w:r>
-        <w:rPr>
-          <w:rFonts w:ascii="Times New Roman" w:hAnsi="Times New Roman"/>
-          <w:sz w:val="24"/>
-          <w:szCs w:val="24"/>
+        </w:rPr>
+        <w:t>ло пе</w:t>
+      </w:r>
+      <w:r>
+        <w:rPr>
+          <w:rFonts w:ascii="Times New Roman" w:hAnsi="Times New Roman"/>
+          <w:b/>
+          <w:color w:val="000000"/>
+          <w:sz w:val="24"/>
         </w:rPr>
         <w:t>́</w:t>
       </w:r>
@@ -10472,15 +10582,15 @@
           <w:b/>
           <w:color w:val="000000"/>
           <w:sz w:val="24"/>
-          <w:szCs w:val="24"/>
-        </w:rPr>
-        <w:t>бе.* Ви</w:t>
-      </w:r>
-      <w:r>
-        <w:rPr>
-          <w:rFonts w:ascii="Times New Roman" w:hAnsi="Times New Roman"/>
-          <w:sz w:val="24"/>
-          <w:szCs w:val="24"/>
+        </w:rPr>
+        <w:t>ред Тобо</w:t>
+      </w:r>
+      <w:r>
+        <w:rPr>
+          <w:rFonts w:ascii="Times New Roman" w:hAnsi="Times New Roman"/>
+          <w:b/>
+          <w:color w:val="000000"/>
+          <w:sz w:val="24"/>
         </w:rPr>
         <w:t>́</w:t>
       </w:r>
@@ -10490,15 +10600,114 @@
           <w:b/>
           <w:color w:val="000000"/>
           <w:sz w:val="24"/>
-          <w:szCs w:val="24"/>
+        </w:rPr>
+        <w:t>ю;* підно</w:t>
+      </w:r>
+      <w:r>
+        <w:rPr>
+          <w:rFonts w:ascii="Times New Roman" w:hAnsi="Times New Roman"/>
+          <w:b/>
+          <w:color w:val="000000"/>
+          <w:sz w:val="24"/>
+        </w:rPr>
+        <w:t>́</w:t>
+      </w:r>
+      <w:r>
+        <w:rPr>
+          <w:rFonts w:ascii="Times New Roman" w:hAnsi="Times New Roman"/>
+          <w:b/>
+          <w:color w:val="000000"/>
+          <w:sz w:val="24"/>
+        </w:rPr>
+        <w:t>шення рук мої</w:t>
+      </w:r>
+      <w:r>
+        <w:rPr>
+          <w:rFonts w:ascii="Times New Roman" w:hAnsi="Times New Roman"/>
+          <w:b/>
+          <w:color w:val="000000"/>
+          <w:sz w:val="24"/>
+        </w:rPr>
+        <w:t>́</w:t>
+      </w:r>
+      <w:r>
+        <w:rPr>
+          <w:rFonts w:ascii="Times New Roman" w:hAnsi="Times New Roman"/>
+          <w:b/>
+          <w:color w:val="000000"/>
+          <w:sz w:val="24"/>
+        </w:rPr>
+        <w:t>х,* як же</w:t>
+      </w:r>
+      <w:r>
+        <w:rPr>
+          <w:rFonts w:ascii="Times New Roman" w:hAnsi="Times New Roman"/>
+          <w:b/>
+          <w:color w:val="000000"/>
+          <w:sz w:val="24"/>
+        </w:rPr>
+        <w:t>́</w:t>
+      </w:r>
+      <w:r>
+        <w:rPr>
+          <w:rFonts w:ascii="Times New Roman" w:hAnsi="Times New Roman"/>
+          <w:b/>
+          <w:color w:val="000000"/>
+          <w:sz w:val="24"/>
+        </w:rPr>
+        <w:t>ртва вечі</w:t>
+      </w:r>
+      <w:r>
+        <w:rPr>
+          <w:rFonts w:ascii="Times New Roman" w:hAnsi="Times New Roman"/>
+          <w:b/>
+          <w:color w:val="000000"/>
+          <w:sz w:val="24"/>
+        </w:rPr>
+        <w:t>́</w:t>
+      </w:r>
+      <w:r>
+        <w:rPr>
+          <w:rFonts w:ascii="Times New Roman" w:hAnsi="Times New Roman"/>
+          <w:b/>
+          <w:color w:val="000000"/>
+          <w:sz w:val="24"/>
+        </w:rPr>
+        <w:t xml:space="preserve">рня.* </w:t>
+      </w:r>
+      <w:r>
+        <w:rPr>
+          <w:rFonts w:ascii="Times New Roman" w:hAnsi="Times New Roman"/>
+          <w:b/>
+          <w:color w:val="000000"/>
+          <w:sz w:val="24"/>
+        </w:rPr>
+        <w:t>Ви</w:t>
+      </w:r>
+      <w:r>
+        <w:rPr>
+          <w:rFonts w:ascii="Times New Roman" w:hAnsi="Times New Roman"/>
+          <w:b/>
+          <w:color w:val="000000"/>
+          <w:sz w:val="24"/>
+        </w:rPr>
+        <w:t>́</w:t>
+      </w:r>
+      <w:r>
+        <w:rPr>
+          <w:rFonts w:ascii="Times New Roman" w:hAnsi="Times New Roman"/>
+          <w:b/>
+          <w:color w:val="000000"/>
+          <w:sz w:val="24"/>
         </w:rPr>
         <w:t>слухай мене</w:t>
       </w:r>
       <w:r>
         <w:rPr>
           <w:rFonts w:ascii="Times New Roman" w:hAnsi="Times New Roman"/>
-          <w:sz w:val="24"/>
-          <w:szCs w:val="24"/>
+          <w:b/>
+          <w:color w:val="000000"/>
+          <w:sz w:val="24"/>
         </w:rPr>
         <w:t>́</w:t>
       </w:r>
@@ -10508,15 +10717,15 @@
           <w:b/>
           <w:color w:val="000000"/>
           <w:sz w:val="24"/>
-          <w:szCs w:val="24"/>
         </w:rPr>
         <w:t>, Го</w:t>
       </w:r>
       <w:r>
         <w:rPr>
           <w:rFonts w:ascii="Times New Roman" w:hAnsi="Times New Roman"/>
-          <w:sz w:val="24"/>
-          <w:szCs w:val="24"/>
+          <w:b/>
+          <w:color w:val="000000"/>
+          <w:sz w:val="24"/>
         </w:rPr>
         <w:t>́</w:t>
       </w:r>
@@ -10526,279 +10735,6 @@
           <w:b/>
           <w:color w:val="000000"/>
           <w:sz w:val="24"/>
-          <w:szCs w:val="24"/>
-        </w:rPr>
-        <w:t>споди.</w:t>
-      </w:r>
-    </w:p>
-    <w:p>
-      <w:pPr>
-        <w:spacing w:after="120"/>
-        <w:rPr>
-          <w:rFonts w:ascii="Times New Roman" w:hAnsi="Times New Roman"/>
-          <w:sz w:val="24"/>
-          <w:szCs w:val="24"/>
-        </w:rPr>
-      </w:pPr>
-      <w:r>
-        <w:rPr>
-          <w:rFonts w:ascii="Times New Roman" w:hAnsi="Times New Roman"/>
-          <w:b/>
-          <w:color w:val="000000"/>
-          <w:sz w:val="24"/>
-          <w:szCs w:val="24"/>
-        </w:rPr>
-        <w:t>Неха</w:t>
-      </w:r>
-      <w:r>
-        <w:rPr>
-          <w:rFonts w:ascii="Times New Roman" w:hAnsi="Times New Roman"/>
-          <w:sz w:val="24"/>
-          <w:szCs w:val="24"/>
-        </w:rPr>
-        <w:t>́</w:t>
-      </w:r>
-      <w:r>
-        <w:rPr>
-          <w:rFonts w:ascii="Times New Roman" w:hAnsi="Times New Roman"/>
-          <w:b/>
-          <w:color w:val="000000"/>
-          <w:sz w:val="24"/>
-          <w:szCs w:val="24"/>
-        </w:rPr>
-        <w:t>й піднесе</w:t>
-      </w:r>
-      <w:r>
-        <w:rPr>
-          <w:rFonts w:ascii="Times New Roman" w:hAnsi="Times New Roman"/>
-          <w:sz w:val="24"/>
-          <w:szCs w:val="24"/>
-        </w:rPr>
-        <w:t>́</w:t>
-      </w:r>
-      <w:r>
-        <w:rPr>
-          <w:rFonts w:ascii="Times New Roman" w:hAnsi="Times New Roman"/>
-          <w:b/>
-          <w:color w:val="000000"/>
-          <w:sz w:val="24"/>
-          <w:szCs w:val="24"/>
-        </w:rPr>
-        <w:t>ться моли</w:t>
-      </w:r>
-      <w:r>
-        <w:rPr>
-          <w:rFonts w:ascii="Times New Roman" w:hAnsi="Times New Roman"/>
-          <w:sz w:val="24"/>
-          <w:szCs w:val="24"/>
-        </w:rPr>
-        <w:t>́</w:t>
-      </w:r>
-      <w:r>
-        <w:rPr>
-          <w:rFonts w:ascii="Times New Roman" w:hAnsi="Times New Roman"/>
-          <w:b/>
-          <w:color w:val="000000"/>
-          <w:sz w:val="24"/>
-          <w:szCs w:val="24"/>
-        </w:rPr>
-        <w:t>тва моя</w:t>
-      </w:r>
-      <w:r>
-        <w:rPr>
-          <w:rFonts w:ascii="Times New Roman" w:hAnsi="Times New Roman"/>
-          <w:sz w:val="24"/>
-          <w:szCs w:val="24"/>
-        </w:rPr>
-        <w:t>́</w:t>
-      </w:r>
-      <w:r>
-        <w:rPr>
-          <w:rFonts w:ascii="Times New Roman" w:hAnsi="Times New Roman"/>
-          <w:b/>
-          <w:color w:val="000000"/>
-          <w:sz w:val="24"/>
-          <w:szCs w:val="24"/>
-        </w:rPr>
-        <w:t>,* мов кади</w:t>
-      </w:r>
-      <w:r>
-        <w:rPr>
-          <w:rFonts w:ascii="Times New Roman" w:hAnsi="Times New Roman"/>
-          <w:sz w:val="24"/>
-          <w:szCs w:val="24"/>
-        </w:rPr>
-        <w:t>́</w:t>
-      </w:r>
-      <w:r>
-        <w:rPr>
-          <w:rFonts w:ascii="Times New Roman" w:hAnsi="Times New Roman"/>
-          <w:b/>
-          <w:color w:val="000000"/>
-          <w:sz w:val="24"/>
-          <w:szCs w:val="24"/>
-        </w:rPr>
-        <w:t>ло пе</w:t>
-      </w:r>
-      <w:r>
-        <w:rPr>
-          <w:rFonts w:ascii="Times New Roman" w:hAnsi="Times New Roman"/>
-          <w:sz w:val="24"/>
-          <w:szCs w:val="24"/>
-        </w:rPr>
-        <w:t>́</w:t>
-      </w:r>
-      <w:r>
-        <w:rPr>
-          <w:rFonts w:ascii="Times New Roman" w:hAnsi="Times New Roman"/>
-          <w:b/>
-          <w:color w:val="000000"/>
-          <w:sz w:val="24"/>
-          <w:szCs w:val="24"/>
-        </w:rPr>
-        <w:t>ред Тобо</w:t>
-      </w:r>
-      <w:r>
-        <w:rPr>
-          <w:rFonts w:ascii="Times New Roman" w:hAnsi="Times New Roman"/>
-          <w:sz w:val="24"/>
-          <w:szCs w:val="24"/>
-        </w:rPr>
-        <w:t>́</w:t>
-      </w:r>
-      <w:r>
-        <w:rPr>
-          <w:rFonts w:ascii="Times New Roman" w:hAnsi="Times New Roman"/>
-          <w:b/>
-          <w:color w:val="000000"/>
-          <w:sz w:val="24"/>
-          <w:szCs w:val="24"/>
-        </w:rPr>
-        <w:t>ю;* підно</w:t>
-      </w:r>
-      <w:r>
-        <w:rPr>
-          <w:rFonts w:ascii="Times New Roman" w:hAnsi="Times New Roman"/>
-          <w:sz w:val="24"/>
-          <w:szCs w:val="24"/>
-        </w:rPr>
-        <w:t>́</w:t>
-      </w:r>
-      <w:r>
-        <w:rPr>
-          <w:rFonts w:ascii="Times New Roman" w:hAnsi="Times New Roman"/>
-          <w:b/>
-          <w:color w:val="000000"/>
-          <w:sz w:val="24"/>
-          <w:szCs w:val="24"/>
-        </w:rPr>
-        <w:t>шення рук мої</w:t>
-      </w:r>
-      <w:r>
-        <w:rPr>
-          <w:rFonts w:ascii="Times New Roman" w:hAnsi="Times New Roman"/>
-          <w:sz w:val="24"/>
-          <w:szCs w:val="24"/>
-        </w:rPr>
-        <w:t>́</w:t>
-      </w:r>
-      <w:r>
-        <w:rPr>
-          <w:rFonts w:ascii="Times New Roman" w:hAnsi="Times New Roman"/>
-          <w:b/>
-          <w:color w:val="000000"/>
-          <w:sz w:val="24"/>
-          <w:szCs w:val="24"/>
-        </w:rPr>
-        <w:t>х,* як же</w:t>
-      </w:r>
-      <w:r>
-        <w:rPr>
-          <w:rFonts w:ascii="Times New Roman" w:hAnsi="Times New Roman"/>
-          <w:sz w:val="24"/>
-          <w:szCs w:val="24"/>
-        </w:rPr>
-        <w:t>́</w:t>
-      </w:r>
-      <w:r>
-        <w:rPr>
-          <w:rFonts w:ascii="Times New Roman" w:hAnsi="Times New Roman"/>
-          <w:b/>
-          <w:color w:val="000000"/>
-          <w:sz w:val="24"/>
-          <w:szCs w:val="24"/>
-        </w:rPr>
-        <w:t>ртва вечі</w:t>
-      </w:r>
-      <w:r>
-        <w:rPr>
-          <w:rFonts w:ascii="Times New Roman" w:hAnsi="Times New Roman"/>
-          <w:sz w:val="24"/>
-          <w:szCs w:val="24"/>
-        </w:rPr>
-        <w:t>́</w:t>
-      </w:r>
-      <w:r>
-        <w:rPr>
-          <w:rFonts w:ascii="Times New Roman" w:hAnsi="Times New Roman"/>
-          <w:b/>
-          <w:color w:val="000000"/>
-          <w:sz w:val="24"/>
-          <w:szCs w:val="24"/>
-        </w:rPr>
-        <w:t>рня.* Ви</w:t>
-      </w:r>
-      <w:r>
-        <w:rPr>
-          <w:rFonts w:ascii="Times New Roman" w:hAnsi="Times New Roman"/>
-          <w:sz w:val="24"/>
-          <w:szCs w:val="24"/>
-        </w:rPr>
-        <w:t>́</w:t>
-      </w:r>
-      <w:r>
-        <w:rPr>
-          <w:rFonts w:ascii="Times New Roman" w:hAnsi="Times New Roman"/>
-          <w:b/>
-          <w:color w:val="000000"/>
-          <w:sz w:val="24"/>
-          <w:szCs w:val="24"/>
-        </w:rPr>
-        <w:t>слухай мене</w:t>
-      </w:r>
-      <w:r>
-        <w:rPr>
-          <w:rFonts w:ascii="Times New Roman" w:hAnsi="Times New Roman"/>
-          <w:sz w:val="24"/>
-          <w:szCs w:val="24"/>
-        </w:rPr>
-        <w:t>́</w:t>
-      </w:r>
-      <w:r>
-        <w:rPr>
-          <w:rFonts w:ascii="Times New Roman" w:hAnsi="Times New Roman"/>
-          <w:b/>
-          <w:color w:val="000000"/>
-          <w:sz w:val="24"/>
-          <w:szCs w:val="24"/>
-        </w:rPr>
-        <w:t>, Го</w:t>
-      </w:r>
-      <w:r>
-        <w:rPr>
-          <w:rFonts w:ascii="Times New Roman" w:hAnsi="Times New Roman"/>
-          <w:sz w:val="24"/>
-          <w:szCs w:val="24"/>
-        </w:rPr>
-        <w:t>́</w:t>
-      </w:r>
-      <w:r>
-        <w:rPr>
-          <w:rFonts w:ascii="Times New Roman" w:hAnsi="Times New Roman"/>
-          <w:b/>
-          <w:color w:val="000000"/>
-          <w:sz w:val="24"/>
-          <w:szCs w:val="24"/>
         </w:rPr>
         <w:t>споди.</w:t>
       </w:r>

--- a/flow/20230914_vu_template/drafts/2024-11-u/22-ПТ-Филимона.docx
+++ b/flow/20230914_vu_template/drafts/2024-11-u/22-ПТ-Филимона.docx
@@ -1881,9 +1881,8 @@
         <w:rPr>
           <w:rFonts w:ascii="Times New Roman" w:hAnsi="Times New Roman"/>
           <w:i/>
-          <w:color w:val="FF0000"/>
-          <w:sz w:val="24"/>
-          <w:szCs w:val="24"/>
+          <w:color w:val="FF4400"/>
+          <w:sz w:val="24"/>
         </w:rPr>
         <w:t>Священник:</w:t>
       </w:r>
@@ -1891,7 +1890,6 @@
         <w:rPr>
           <w:rFonts w:ascii="Times New Roman" w:hAnsi="Times New Roman"/>
           <w:sz w:val="24"/>
-          <w:szCs w:val="24"/>
         </w:rPr>
         <w:t xml:space="preserve"> Бо Твоє є царство, і сила, і слава, Отця, і Сина, і Святого Духа, нині, і повсякчас, і на віки віків.</w:t>
       </w:r>
@@ -9996,7 +9994,6 @@
           <w:i/>
           <w:color w:val="FF4400"/>
           <w:sz w:val="24"/>
-          <w:szCs w:val="24"/>
         </w:rPr>
         <w:t>Священник:</w:t>
       </w:r>
@@ -10004,17 +10001,8 @@
         <w:rPr>
           <w:rFonts w:ascii="Times New Roman" w:hAnsi="Times New Roman"/>
           <w:sz w:val="24"/>
-          <w:szCs w:val="24"/>
-        </w:rPr>
-        <w:t xml:space="preserve"> Бо Тобі належить усяка слава, честь і пок</w:t>
-      </w:r>
-      <w:r>
-        <w:rPr>
-          <w:rFonts w:ascii="Times New Roman" w:hAnsi="Times New Roman"/>
-          <w:sz w:val="24"/>
-          <w:szCs w:val="24"/>
-        </w:rPr>
-        <w:t>лоніння, Отцю, і Сину, і Святому Духові, нині, і повсякчас, і на віки віків.</w:t>
+        </w:rPr>
+        <w:t xml:space="preserve"> Бо Тобі належить усяка слава, честь і поклоніння, Отцю, і Сину, і Святому Духові, нині, і повсякчас, і на віки віків.</w:t>
       </w:r>
     </w:p>
     <w:p>
@@ -21942,9 +21930,8 @@
         <w:rPr>
           <w:rFonts w:ascii="Times New Roman" w:hAnsi="Times New Roman"/>
           <w:i/>
-          <w:color w:val="FF0000"/>
-          <w:sz w:val="24"/>
-          <w:szCs w:val="24"/>
+          <w:color w:val="FF4400"/>
+          <w:sz w:val="24"/>
         </w:rPr>
         <w:t>Священник:</w:t>
       </w:r>
@@ -21952,17 +21939,8 @@
         <w:rPr>
           <w:rFonts w:ascii="Times New Roman" w:hAnsi="Times New Roman"/>
           <w:sz w:val="24"/>
-          <w:szCs w:val="24"/>
-        </w:rPr>
-        <w:t xml:space="preserve"> Бо Твоє є царство, і сила, і слава, Отця, і Сина, і Свято</w:t>
-      </w:r>
-      <w:r>
-        <w:rPr>
-          <w:rFonts w:ascii="Times New Roman" w:hAnsi="Times New Roman"/>
-          <w:sz w:val="24"/>
-          <w:szCs w:val="24"/>
-        </w:rPr>
-        <w:t>го Духа, нині, і повсякчас, і на віки віків.</w:t>
+        </w:rPr>
+        <w:t xml:space="preserve"> Бо Твоє є царство, і сила, і слава, Отця, і Сина, і Святого Духа, нині, і повсякчас, і на віки віків.</w:t>
       </w:r>
     </w:p>
     <w:p>
@@ -22508,25 +22486,15 @@
           <w:i/>
           <w:color w:val="FF4400"/>
           <w:sz w:val="24"/>
-          <w:szCs w:val="24"/>
-        </w:rPr>
-        <w:t xml:space="preserve">Священник: </w:t>
-      </w:r>
-      <w:r>
-        <w:rPr>
-          <w:rFonts w:ascii="Times New Roman" w:hAnsi="Times New Roman"/>
-          <w:sz w:val="24"/>
-          <w:szCs w:val="24"/>
-        </w:rPr>
-        <w:t>Бо милостивий і людинолюбний Бог єси, і Т</w:t>
-      </w:r>
-      <w:r>
-        <w:rPr>
-          <w:rFonts w:ascii="Times New Roman" w:hAnsi="Times New Roman"/>
-          <w:sz w:val="24"/>
-          <w:szCs w:val="24"/>
-        </w:rPr>
-        <w:t>обі славу возсилаємо, Отцю, і Сину, і Святому Духові, нині, і повсякчас, і на віки віків.</w:t>
+        </w:rPr>
+        <w:t>Священник:</w:t>
+      </w:r>
+      <w:r>
+        <w:rPr>
+          <w:rFonts w:ascii="Times New Roman" w:hAnsi="Times New Roman"/>
+          <w:sz w:val="24"/>
+        </w:rPr>
+        <w:t xml:space="preserve"> Бо милостивий і людинолюбний Бог єси, і Тобі славу возсилаємо, Отцю, і Сину, і Святому Духові, нині, і повсякчас, і на віки віків.</w:t>
       </w:r>
     </w:p>
     <w:p>
@@ -22647,19 +22615,47 @@
         <w:rPr>
           <w:rFonts w:ascii="Times New Roman" w:hAnsi="Times New Roman"/>
           <w:i/>
+          <w:color w:val="FF4400"/>
+          <w:sz w:val="24"/>
+        </w:rPr>
+        <w:t>Священник:</w:t>
+      </w:r>
+      <w:r>
+        <w:rPr>
+          <w:rFonts w:ascii="Times New Roman" w:hAnsi="Times New Roman"/>
+          <w:sz w:val="24"/>
+        </w:rPr>
+        <w:t xml:space="preserve"> Сла́ва Тобі́, Хри́сте Бо́же, упова́ння на́ше, сла́ва Тобі́!</w:t>
+      </w:r>
+    </w:p>
+    <w:p>
+      <w:pPr>
+        <w:pStyle w:val="Normal"/>
+        <w:spacing w:after="120"/>
+      </w:pPr>
+      <w:r>
+        <w:rPr>
+          <w:rFonts w:ascii="Times New Roman" w:hAnsi="Times New Roman"/>
+          <w:i/>
           <w:color w:val="FF0000"/>
           <w:sz w:val="24"/>
         </w:rPr>
-        <w:t>Священ</w:t>
-      </w:r>
-      <w:r>
-        <w:rPr>
-          <w:rFonts w:ascii="Times New Roman" w:hAnsi="Times New Roman"/>
-          <w:i/>
+        <w:t>Вірні:</w:t>
+      </w:r>
+      <w:r>
+        <w:rPr>
+          <w:rFonts w:ascii="Times New Roman" w:hAnsi="Times New Roman"/>
           <w:color w:val="FF0000"/>
           <w:sz w:val="24"/>
         </w:rPr>
-        <w:t>н</w:t>
+        <w:t xml:space="preserve"> </w:t>
+      </w:r>
+      <w:r>
+        <w:rPr>
+          <w:rFonts w:ascii="Times New Roman" w:hAnsi="Times New Roman"/>
+          <w:sz w:val="24"/>
+        </w:rPr>
+        <w:t xml:space="preserve">Сла́ва Отцю́, і Си́ну, і Свято́му Ду́хові, і ни́ні, і повсякча́с, і на ві́ки вікі́в. Амі́нь. Го́споди, поми́луй. </w:t>
       </w:r>
       <w:r>
         <w:rPr>
@@ -22668,60 +22664,6 @@
           <w:color w:val="FF0000"/>
           <w:sz w:val="24"/>
         </w:rPr>
-        <w:t>ик:</w:t>
-      </w:r>
-      <w:r>
-        <w:rPr>
-          <w:rFonts w:ascii="Times New Roman" w:hAnsi="Times New Roman"/>
-          <w:color w:val="FF0000"/>
-          <w:sz w:val="24"/>
-        </w:rPr>
-        <w:t xml:space="preserve"> </w:t>
-      </w:r>
-      <w:r>
-        <w:rPr>
-          <w:rFonts w:ascii="Times New Roman" w:hAnsi="Times New Roman"/>
-          <w:sz w:val="24"/>
-        </w:rPr>
-        <w:t>Сла́ва Тобі́, Хри́сте Бо́же, упова́ння на́ше, сла́ва Тобі́!</w:t>
-      </w:r>
-    </w:p>
-    <w:p>
-      <w:pPr>
-        <w:pStyle w:val="Normal"/>
-        <w:spacing w:after="120"/>
-      </w:pPr>
-      <w:r>
-        <w:rPr>
-          <w:rFonts w:ascii="Times New Roman" w:hAnsi="Times New Roman"/>
-          <w:i/>
-          <w:color w:val="FF0000"/>
-          <w:sz w:val="24"/>
-        </w:rPr>
-        <w:t>Вірні:</w:t>
-      </w:r>
-      <w:r>
-        <w:rPr>
-          <w:rFonts w:ascii="Times New Roman" w:hAnsi="Times New Roman"/>
-          <w:color w:val="FF0000"/>
-          <w:sz w:val="24"/>
-        </w:rPr>
-        <w:t xml:space="preserve"> </w:t>
-      </w:r>
-      <w:r>
-        <w:rPr>
-          <w:rFonts w:ascii="Times New Roman" w:hAnsi="Times New Roman"/>
-          <w:sz w:val="24"/>
-        </w:rPr>
-        <w:t xml:space="preserve">Сла́ва Отцю́, і Си́ну, і Свято́му Ду́хові, і ни́ні, і повсякча́с, і на ві́ки вікі́в. Амі́нь. Го́споди, поми́луй. </w:t>
-      </w:r>
-      <w:r>
-        <w:rPr>
-          <w:rFonts w:ascii="Times New Roman" w:hAnsi="Times New Roman"/>
-          <w:i/>
-          <w:color w:val="FF0000"/>
-          <w:sz w:val="24"/>
-        </w:rPr>
         <w:t>(3 р.)</w:t>
       </w:r>
       <w:r>
@@ -22735,82 +22677,38 @@
     <w:p>
       <w:pPr>
         <w:spacing w:after="120"/>
-        <w:jc w:val="both"/>
-        <w:rPr>
-          <w:rFonts w:ascii="Times New Roman" w:hAnsi="Times New Roman"/>
-          <w:sz w:val="24"/>
-          <w:szCs w:val="24"/>
-        </w:rPr>
-      </w:pPr>
-      <w:r>
-        <w:rPr>
-          <w:rFonts w:ascii="Times New Roman" w:hAnsi="Times New Roman"/>
-          <w:i/>
-          <w:color w:val="FF0000"/>
-          <w:sz w:val="24"/>
-          <w:szCs w:val="24"/>
-        </w:rPr>
-        <w:t>Священик:</w:t>
-      </w:r>
-      <w:r>
-        <w:rPr>
-          <w:rFonts w:ascii="Times New Roman" w:hAnsi="Times New Roman"/>
-          <w:color w:val="FF0000"/>
-          <w:sz w:val="24"/>
-          <w:szCs w:val="24"/>
-        </w:rPr>
-        <w:t xml:space="preserve"> </w:t>
-      </w:r>
-      <w:r>
-        <w:rPr>
-          <w:rFonts w:ascii="Times New Roman" w:hAnsi="Times New Roman"/>
-          <w:sz w:val="24"/>
-          <w:szCs w:val="24"/>
-        </w:rPr>
-        <w:t>Христос, істинний Бог наш, молитвами пречистої Владичиці нашої Богородиці і Приснодіви Марії, якої празник Введення у храм святкуємо, святих, славних і всехвальних апостолів, і святого</w:t>
-      </w:r>
-      <w:r>
-        <w:rPr>
-          <w:rFonts w:ascii="Times New Roman" w:hAnsi="Times New Roman"/>
-          <w:sz w:val="24"/>
-          <w:szCs w:val="24"/>
-        </w:rPr>
-        <w:t xml:space="preserve"> (</w:t>
-      </w:r>
-      <w:r>
-        <w:rPr>
-          <w:rFonts w:ascii="Times New Roman" w:hAnsi="Times New Roman"/>
-          <w:i/>
-          <w:color w:val="FF0000"/>
-          <w:sz w:val="24"/>
-          <w:szCs w:val="24"/>
-        </w:rPr>
-        <w:t>ім'я, якого є храм</w:t>
-      </w:r>
-      <w:r>
-        <w:rPr>
-          <w:rFonts w:ascii="Times New Roman" w:hAnsi="Times New Roman"/>
-          <w:sz w:val="24"/>
-          <w:szCs w:val="24"/>
-        </w:rPr>
-        <w:t xml:space="preserve">), і святого апостола </w:t>
-      </w:r>
-      <w:r>
-        <w:rPr>
-          <w:rFonts w:ascii="Times New Roman" w:hAnsi="Times New Roman"/>
-          <w:color w:val="000000"/>
-          <w:sz w:val="24"/>
-          <w:szCs w:val="24"/>
-        </w:rPr>
-        <w:t>Филимона і тих, що з ним</w:t>
-      </w:r>
-      <w:r>
-        <w:rPr>
-          <w:rFonts w:ascii="Times New Roman" w:hAnsi="Times New Roman"/>
-          <w:sz w:val="24"/>
-          <w:szCs w:val="24"/>
-        </w:rPr>
-        <w:t>, і всіх святих, помилує і спасе нас, як благий і людинолюбний.</w:t>
+      </w:pPr>
+      <w:r>
+        <w:rPr>
+          <w:rFonts w:ascii="Times New Roman" w:hAnsi="Times New Roman"/>
+          <w:i/>
+          <w:color w:val="FF4400"/>
+          <w:sz w:val="24"/>
+        </w:rPr>
+        <w:t>Священник:</w:t>
+      </w:r>
+      <w:r>
+        <w:rPr>
+          <w:rFonts w:ascii="Times New Roman" w:hAnsi="Times New Roman"/>
+          <w:sz w:val="24"/>
+        </w:rPr>
+        <w:t xml:space="preserve"> Христос, істинний Бог наш - молитвами пречистої Cвоєї Матері, якої Введення в храм свято звершуємо, святих, славних і всехвальних апостолів, і святого, </w:t>
+      </w:r>
+      <w:r>
+        <w:rPr>
+          <w:rFonts w:ascii="Times New Roman" w:hAnsi="Times New Roman"/>
+          <w:i/>
+          <w:color w:val="FF4400"/>
+          <w:sz w:val="24"/>
+        </w:rPr>
+        <w:t>якого є храм</w:t>
+      </w:r>
+      <w:r>
+        <w:rPr>
+          <w:rFonts w:ascii="Times New Roman" w:hAnsi="Times New Roman"/>
+          <w:sz w:val="24"/>
+        </w:rPr>
+        <w:t>, і святого апостола Филимона і тих, що з ним, і всіх святих - помилує і спасе нас як благий і людинолюбний.</w:t>
       </w:r>
     </w:p>
     <w:p>
@@ -27006,7 +26904,6 @@
           <w:i/>
           <w:color w:val="FF4400"/>
           <w:sz w:val="24"/>
-          <w:szCs w:val="24"/>
         </w:rPr>
         <w:t>Священник:</w:t>
       </w:r>
@@ -27014,17 +26911,8 @@
         <w:rPr>
           <w:rFonts w:ascii="Times New Roman" w:hAnsi="Times New Roman"/>
           <w:sz w:val="24"/>
-          <w:szCs w:val="24"/>
-        </w:rPr>
-        <w:t xml:space="preserve"> Бо Тобі належить усяка слава, честь і поклоніння, Отцю, і Сину, і С</w:t>
-      </w:r>
-      <w:r>
-        <w:rPr>
-          <w:rFonts w:ascii="Times New Roman" w:hAnsi="Times New Roman"/>
-          <w:sz w:val="24"/>
-          <w:szCs w:val="24"/>
-        </w:rPr>
-        <w:t>вятому Духові, нині, і повсякчас, і на віки віків.</w:t>
+        </w:rPr>
+        <w:t xml:space="preserve"> Бо Тобі належить усяка слава, честь і поклоніння, Отцю, і Сину, і Святому Духові, нині, і повсякчас, і на віки віків.</w:t>
       </w:r>
     </w:p>
     <w:p>
@@ -27758,27 +27646,15 @@
           <w:i/>
           <w:color w:val="FF4400"/>
           <w:sz w:val="24"/>
-          <w:szCs w:val="24"/>
         </w:rPr>
         <w:t>Священник:</w:t>
       </w:r>
       <w:r>
         <w:rPr>
           <w:rFonts w:ascii="Times New Roman" w:hAnsi="Times New Roman"/>
-          <w:color w:val="000000"/>
-          <w:sz w:val="24"/>
-          <w:szCs w:val="24"/>
-        </w:rPr>
-        <w:t xml:space="preserve"> Бо Твоя є влада і Твоє є царство, і сила, і слава, Отця, і Сина, і </w:t>
-      </w:r>
-      <w:r>
-        <w:rPr>
-          <w:rFonts w:ascii="Times New Roman" w:hAnsi="Times New Roman"/>
-          <w:color w:val="000000"/>
-          <w:sz w:val="24"/>
-          <w:szCs w:val="24"/>
-        </w:rPr>
-        <w:t>Святого Духа, нині, і повсякчас, і на віки віків.</w:t>
+          <w:sz w:val="24"/>
+        </w:rPr>
+        <w:t xml:space="preserve"> Бо Твоя є влада і Твоє є царство, і сила, і слава, Отця, і Сина, і Святого Духа, нині, і повсякчас, і на віки віків.</w:t>
       </w:r>
     </w:p>
     <w:p>
@@ -28159,27 +28035,15 @@
           <w:i/>
           <w:color w:val="FF4400"/>
           <w:sz w:val="24"/>
-          <w:szCs w:val="24"/>
         </w:rPr>
         <w:t>Священник:</w:t>
       </w:r>
       <w:r>
         <w:rPr>
           <w:rFonts w:ascii="Times New Roman" w:hAnsi="Times New Roman"/>
-          <w:color w:val="000000"/>
-          <w:sz w:val="24"/>
-          <w:szCs w:val="24"/>
-        </w:rPr>
-        <w:t xml:space="preserve"> Бо Ти благий і людинолюбний Бог – і Тобі славу возсилаємо, Отцю, і Сину, і Святому Духові, нині, і повсяк</w:t>
-      </w:r>
-      <w:r>
-        <w:rPr>
-          <w:rFonts w:ascii="Times New Roman" w:hAnsi="Times New Roman"/>
-          <w:color w:val="000000"/>
-          <w:sz w:val="24"/>
-          <w:szCs w:val="24"/>
-        </w:rPr>
-        <w:t>час, і на віки віків.</w:t>
+          <w:sz w:val="24"/>
+        </w:rPr>
+        <w:t xml:space="preserve"> Бо Ти благий і людинолюбний Бог – і Тобі славу возсилаємо, Отцю, і Сину, і Святому Духові, нині, і повсякчас, і на віки віків.</w:t>
       </w:r>
     </w:p>
     <w:p>
@@ -29711,36 +29575,17 @@
         <w:rPr>
           <w:rFonts w:ascii="Times New Roman" w:hAnsi="Times New Roman"/>
           <w:i/>
-          <w:color w:val="FF0000"/>
-          <w:sz w:val="24"/>
-          <w:szCs w:val="24"/>
-        </w:rPr>
-        <w:t xml:space="preserve">Священник: </w:t>
-      </w:r>
-      <w:r>
-        <w:rPr>
-          <w:rFonts w:ascii="Times New Roman" w:hAnsi="Times New Roman"/>
-          <w:color w:val="000000"/>
-          <w:sz w:val="24"/>
-          <w:szCs w:val="24"/>
-        </w:rPr>
-        <w:t>Бо Ти Бог наш і Тобі славу возсилаємо: Отцю, і Сину, і Святому Духові</w:t>
-      </w:r>
-      <w:r>
-        <w:rPr>
-          <w:rFonts w:ascii="Times New Roman" w:hAnsi="Times New Roman"/>
-          <w:sz w:val="24"/>
-          <w:szCs w:val="24"/>
-        </w:rPr>
-        <w:t>, нині, і повс</w:t>
-      </w:r>
-      <w:r>
-        <w:rPr>
-          <w:rFonts w:ascii="Times New Roman" w:hAnsi="Times New Roman"/>
-          <w:sz w:val="24"/>
-          <w:szCs w:val="24"/>
-        </w:rPr>
-        <w:t>якчас, і на віки віків.</w:t>
+          <w:color w:val="FF4400"/>
+          <w:sz w:val="24"/>
+        </w:rPr>
+        <w:t>Священник:</w:t>
+      </w:r>
+      <w:r>
+        <w:rPr>
+          <w:rFonts w:ascii="Times New Roman" w:hAnsi="Times New Roman"/>
+          <w:sz w:val="24"/>
+        </w:rPr>
+        <w:t xml:space="preserve"> Бо Ти Бог наш і Тобі славу возсилаємо: Отцю, і Сину, і Святому Духові, нині, і повсякчас, і на віки віків.</w:t>
       </w:r>
     </w:p>
     <w:p>
@@ -30891,28 +30736,17 @@
         <w:rPr>
           <w:rFonts w:ascii="Times New Roman" w:hAnsi="Times New Roman"/>
           <w:i/>
-          <w:color w:val="FF0000"/>
-          <w:sz w:val="24"/>
-          <w:szCs w:val="24"/>
-        </w:rPr>
-        <w:t xml:space="preserve">Священник: </w:t>
-      </w:r>
-      <w:r>
-        <w:rPr>
-          <w:rFonts w:ascii="Times New Roman" w:hAnsi="Times New Roman"/>
-          <w:color w:val="000000"/>
-          <w:sz w:val="24"/>
-          <w:szCs w:val="24"/>
-        </w:rPr>
-        <w:t>Бо Ти цар миру і Спас душ наших – і Тобі славу возсилаємо, Отцю, і Сину, і Святому Духові</w:t>
-      </w:r>
-      <w:r>
-        <w:rPr>
-          <w:rFonts w:ascii="Times New Roman" w:hAnsi="Times New Roman"/>
-          <w:sz w:val="24"/>
-          <w:szCs w:val="24"/>
-        </w:rPr>
-        <w:t>, нині, і повсякчас, і на віки віків.</w:t>
+          <w:color w:val="FF4400"/>
+          <w:sz w:val="24"/>
+        </w:rPr>
+        <w:t>Священник:</w:t>
+      </w:r>
+      <w:r>
+        <w:rPr>
+          <w:rFonts w:ascii="Times New Roman" w:hAnsi="Times New Roman"/>
+          <w:sz w:val="24"/>
+        </w:rPr>
+        <w:t xml:space="preserve"> Бо Ти цар миру і Спас душ наших – і Тобі славу возсилаємо, Отцю, і Сину, і Святому Духові, нині, і повсякчас, і на віки віків.</w:t>
       </w:r>
     </w:p>
     <w:p>
@@ -34583,18 +34417,15 @@
           <w:i/>
           <w:color w:val="FF4400"/>
           <w:sz w:val="24"/>
-          <w:szCs w:val="24"/>
-        </w:rPr>
-        <w:t xml:space="preserve">Священник: </w:t>
-      </w:r>
-      <w:r>
-        <w:rPr>
-          <w:rFonts w:ascii="Times New Roman" w:hAnsi="Times New Roman"/>
-          <w:color w:val="000000"/>
-          <w:sz w:val="24"/>
-          <w:szCs w:val="24"/>
-        </w:rPr>
-        <w:t>Бо до Тебе належить милувати і спасати нас, Боже наш, і Тобі славу возсилаємо, Отцю, і Сину, і Святому Духові, нині, і повсякчас, і на віки віків.</w:t>
+        </w:rPr>
+        <w:t>Священник:</w:t>
+      </w:r>
+      <w:r>
+        <w:rPr>
+          <w:rFonts w:ascii="Times New Roman" w:hAnsi="Times New Roman"/>
+          <w:sz w:val="24"/>
+        </w:rPr>
+        <w:t xml:space="preserve"> Бо до Тебе належить милувати і спасати нас, Боже наш, і Тобі славу возсилаємо, Отцю, і Сину, і Святому Духові, нині, і повсякчас, і на віки віків.</w:t>
       </w:r>
     </w:p>
     <w:p>
@@ -36710,9 +36541,8 @@
         <w:rPr>
           <w:rFonts w:ascii="Times New Roman" w:hAnsi="Times New Roman"/>
           <w:i/>
-          <w:color w:val="FF0000"/>
-          <w:sz w:val="24"/>
-          <w:szCs w:val="24"/>
+          <w:color w:val="FF4400"/>
+          <w:sz w:val="24"/>
         </w:rPr>
         <w:t>Священник:</w:t>
       </w:r>
@@ -36720,17 +36550,8 @@
         <w:rPr>
           <w:rFonts w:ascii="Times New Roman" w:hAnsi="Times New Roman"/>
           <w:sz w:val="24"/>
-          <w:szCs w:val="24"/>
-        </w:rPr>
-        <w:t xml:space="preserve"> Бо Твоє є царство, і сила, і слава, Отця, і Сина, і Свя</w:t>
-      </w:r>
-      <w:r>
-        <w:rPr>
-          <w:rFonts w:ascii="Times New Roman" w:hAnsi="Times New Roman"/>
-          <w:sz w:val="24"/>
-          <w:szCs w:val="24"/>
-        </w:rPr>
-        <w:t>того Духа, нині, і повсякчас, і на віки віків.</w:t>
+        </w:rPr>
+        <w:t xml:space="preserve"> Бо Твоє є царство, і сила, і слава, Отця, і Сина, і Святого Духа, нині, і повсякчас, і на віки віків.</w:t>
       </w:r>
     </w:p>
     <w:p>
@@ -37258,17 +37079,15 @@
           <w:i/>
           <w:color w:val="FF4400"/>
           <w:sz w:val="24"/>
-          <w:szCs w:val="24"/>
-        </w:rPr>
-        <w:t xml:space="preserve">Священник: </w:t>
-      </w:r>
-      <w:r>
-        <w:rPr>
-          <w:rFonts w:ascii="Times New Roman" w:hAnsi="Times New Roman"/>
-          <w:sz w:val="24"/>
-          <w:szCs w:val="24"/>
-        </w:rPr>
-        <w:t>Бо милостивий і людинолюбний Бог єси, і Тобі славу возсилаємо, Отцю, і Сину, і Святому Духові, нині, і повсякчас, і на віки віків.</w:t>
+        </w:rPr>
+        <w:t>Священник:</w:t>
+      </w:r>
+      <w:r>
+        <w:rPr>
+          <w:rFonts w:ascii="Times New Roman" w:hAnsi="Times New Roman"/>
+          <w:sz w:val="24"/>
+        </w:rPr>
+        <w:t xml:space="preserve"> Бо милостивий і людинолюбний Бог єси, і Тобі славу возсилаємо, Отцю, і Сину, і Святому Духові, нині, і повсякчас, і на віки віків.</w:t>
       </w:r>
     </w:p>
     <w:p>
@@ -37389,19 +37208,47 @@
         <w:rPr>
           <w:rFonts w:ascii="Times New Roman" w:hAnsi="Times New Roman"/>
           <w:i/>
+          <w:color w:val="FF4400"/>
+          <w:sz w:val="24"/>
+        </w:rPr>
+        <w:t>Священник:</w:t>
+      </w:r>
+      <w:r>
+        <w:rPr>
+          <w:rFonts w:ascii="Times New Roman" w:hAnsi="Times New Roman"/>
+          <w:sz w:val="24"/>
+        </w:rPr>
+        <w:t xml:space="preserve"> Сла́ва Тобі́, Хри́сте Бо́же, упова́ння на́ше, сла́ва Тобі́!</w:t>
+      </w:r>
+    </w:p>
+    <w:p>
+      <w:pPr>
+        <w:pStyle w:val="Normal"/>
+        <w:spacing w:after="120"/>
+      </w:pPr>
+      <w:r>
+        <w:rPr>
+          <w:rFonts w:ascii="Times New Roman" w:hAnsi="Times New Roman"/>
+          <w:i/>
           <w:color w:val="FF0000"/>
           <w:sz w:val="24"/>
         </w:rPr>
-        <w:t>Священ</w:t>
-      </w:r>
-      <w:r>
-        <w:rPr>
-          <w:rFonts w:ascii="Times New Roman" w:hAnsi="Times New Roman"/>
-          <w:i/>
+        <w:t>Вірні:</w:t>
+      </w:r>
+      <w:r>
+        <w:rPr>
+          <w:rFonts w:ascii="Times New Roman" w:hAnsi="Times New Roman"/>
           <w:color w:val="FF0000"/>
           <w:sz w:val="24"/>
         </w:rPr>
-        <w:t>н</w:t>
+        <w:t xml:space="preserve"> </w:t>
+      </w:r>
+      <w:r>
+        <w:rPr>
+          <w:rFonts w:ascii="Times New Roman" w:hAnsi="Times New Roman"/>
+          <w:sz w:val="24"/>
+        </w:rPr>
+        <w:t xml:space="preserve">Сла́ва Отцю́, і Си́ну, і Свято́му Ду́хові, і ни́ні, і повсякча́с, і на ві́ки вікі́в. Амі́нь. Го́споди, поми́луй. </w:t>
       </w:r>
       <w:r>
         <w:rPr>
@@ -37410,60 +37257,6 @@
           <w:color w:val="FF0000"/>
           <w:sz w:val="24"/>
         </w:rPr>
-        <w:t>ик:</w:t>
-      </w:r>
-      <w:r>
-        <w:rPr>
-          <w:rFonts w:ascii="Times New Roman" w:hAnsi="Times New Roman"/>
-          <w:color w:val="FF0000"/>
-          <w:sz w:val="24"/>
-        </w:rPr>
-        <w:t xml:space="preserve"> </w:t>
-      </w:r>
-      <w:r>
-        <w:rPr>
-          <w:rFonts w:ascii="Times New Roman" w:hAnsi="Times New Roman"/>
-          <w:sz w:val="24"/>
-        </w:rPr>
-        <w:t>Сла́ва Тобі́, Хри́сте Бо́же, упова́ння на́ше, сла́ва Тобі́!</w:t>
-      </w:r>
-    </w:p>
-    <w:p>
-      <w:pPr>
-        <w:pStyle w:val="Normal"/>
-        <w:spacing w:after="120"/>
-      </w:pPr>
-      <w:r>
-        <w:rPr>
-          <w:rFonts w:ascii="Times New Roman" w:hAnsi="Times New Roman"/>
-          <w:i/>
-          <w:color w:val="FF0000"/>
-          <w:sz w:val="24"/>
-        </w:rPr>
-        <w:t>Вірні:</w:t>
-      </w:r>
-      <w:r>
-        <w:rPr>
-          <w:rFonts w:ascii="Times New Roman" w:hAnsi="Times New Roman"/>
-          <w:color w:val="FF0000"/>
-          <w:sz w:val="24"/>
-        </w:rPr>
-        <w:t xml:space="preserve"> </w:t>
-      </w:r>
-      <w:r>
-        <w:rPr>
-          <w:rFonts w:ascii="Times New Roman" w:hAnsi="Times New Roman"/>
-          <w:sz w:val="24"/>
-        </w:rPr>
-        <w:t xml:space="preserve">Сла́ва Отцю́, і Си́ну, і Свято́му Ду́хові, і ни́ні, і повсякча́с, і на ві́ки вікі́в. Амі́нь. Го́споди, поми́луй. </w:t>
-      </w:r>
-      <w:r>
-        <w:rPr>
-          <w:rFonts w:ascii="Times New Roman" w:hAnsi="Times New Roman"/>
-          <w:i/>
-          <w:color w:val="FF0000"/>
-          <w:sz w:val="24"/>
-        </w:rPr>
         <w:t>(3 р.)</w:t>
       </w:r>
       <w:r>
@@ -37477,82 +37270,38 @@
     <w:p>
       <w:pPr>
         <w:spacing w:after="120"/>
-        <w:jc w:val="both"/>
-        <w:rPr>
-          <w:rFonts w:ascii="Times New Roman" w:hAnsi="Times New Roman"/>
-          <w:sz w:val="24"/>
-          <w:szCs w:val="24"/>
-        </w:rPr>
-      </w:pPr>
-      <w:r>
-        <w:rPr>
-          <w:rFonts w:ascii="Times New Roman" w:hAnsi="Times New Roman"/>
-          <w:i/>
-          <w:color w:val="FF0000"/>
-          <w:sz w:val="24"/>
-          <w:szCs w:val="24"/>
-        </w:rPr>
-        <w:t>Священик:</w:t>
-      </w:r>
-      <w:r>
-        <w:rPr>
-          <w:rFonts w:ascii="Times New Roman" w:hAnsi="Times New Roman"/>
-          <w:color w:val="FF0000"/>
-          <w:sz w:val="24"/>
-          <w:szCs w:val="24"/>
-        </w:rPr>
-        <w:t xml:space="preserve"> </w:t>
-      </w:r>
-      <w:r>
-        <w:rPr>
-          <w:rFonts w:ascii="Times New Roman" w:hAnsi="Times New Roman"/>
-          <w:sz w:val="24"/>
-          <w:szCs w:val="24"/>
-        </w:rPr>
-        <w:t xml:space="preserve">Христос, істинний Бог наш, молитвами пречистої Владичиці нашої Богородиці і Приснодіви Марії, якої празник Введення у храм святкуємо, святих, славних і всехвальних апостолів, і святого </w:t>
-      </w:r>
-      <w:r>
-        <w:rPr>
-          <w:rFonts w:ascii="Times New Roman" w:hAnsi="Times New Roman"/>
-          <w:sz w:val="24"/>
-          <w:szCs w:val="24"/>
-        </w:rPr>
-        <w:t>(</w:t>
-      </w:r>
-      <w:r>
-        <w:rPr>
-          <w:rFonts w:ascii="Times New Roman" w:hAnsi="Times New Roman"/>
-          <w:i/>
-          <w:color w:val="FF0000"/>
-          <w:sz w:val="24"/>
-          <w:szCs w:val="24"/>
-        </w:rPr>
-        <w:t>ім'я, якого є храм</w:t>
-      </w:r>
-      <w:r>
-        <w:rPr>
-          <w:rFonts w:ascii="Times New Roman" w:hAnsi="Times New Roman"/>
-          <w:sz w:val="24"/>
-          <w:szCs w:val="24"/>
-        </w:rPr>
-        <w:t xml:space="preserve">), і святого апостола </w:t>
-      </w:r>
-      <w:r>
-        <w:rPr>
-          <w:rFonts w:ascii="Times New Roman" w:hAnsi="Times New Roman"/>
-          <w:color w:val="000000"/>
-          <w:sz w:val="24"/>
-          <w:szCs w:val="24"/>
-        </w:rPr>
-        <w:t>Филимона і тих, що з ним</w:t>
-      </w:r>
-      <w:r>
-        <w:rPr>
-          <w:rFonts w:ascii="Times New Roman" w:hAnsi="Times New Roman"/>
-          <w:sz w:val="24"/>
-          <w:szCs w:val="24"/>
-        </w:rPr>
-        <w:t>, і всіх святих, помилує і спасе нас, як благий і людинолюбний.</w:t>
+      </w:pPr>
+      <w:r>
+        <w:rPr>
+          <w:rFonts w:ascii="Times New Roman" w:hAnsi="Times New Roman"/>
+          <w:i/>
+          <w:color w:val="FF4400"/>
+          <w:sz w:val="24"/>
+        </w:rPr>
+        <w:t>Священник:</w:t>
+      </w:r>
+      <w:r>
+        <w:rPr>
+          <w:rFonts w:ascii="Times New Roman" w:hAnsi="Times New Roman"/>
+          <w:sz w:val="24"/>
+        </w:rPr>
+        <w:t xml:space="preserve"> Христос, істинний Бог наш - молитвами пречистої Cвоєї Матері, якої Введення в храм свято звершуємо, святих, славних і всехвальних апостолів, і святого, </w:t>
+      </w:r>
+      <w:r>
+        <w:rPr>
+          <w:rFonts w:ascii="Times New Roman" w:hAnsi="Times New Roman"/>
+          <w:i/>
+          <w:color w:val="FF4400"/>
+          <w:sz w:val="24"/>
+        </w:rPr>
+        <w:t>якого є храм</w:t>
+      </w:r>
+      <w:r>
+        <w:rPr>
+          <w:rFonts w:ascii="Times New Roman" w:hAnsi="Times New Roman"/>
+          <w:sz w:val="24"/>
+        </w:rPr>
+        <w:t>, і святого апостола Филимона і тих, що з ним, і всіх святих - помилує і спасе нас як благий і людинолюбний.</w:t>
       </w:r>
     </w:p>
     <w:p>
